--- a/documentacion/1-proyecto/participantes-y-roles.docx
+++ b/documentacion/1-proyecto/participantes-y-roles.docx
@@ -67,10 +67,7 @@
               <w:pStyle w:val="Compact"/>
             </w:pPr>
             <w:r>
-              <w:rPr>
-                <w:rStyle w:val="VerbatimChar"/>
-              </w:rPr>
-              <w:t xml:space="preserve">[COMPLETAR]</w:t>
+              <w:t>Documentación y apoyo en el desarrollo frontend</w:t>
             </w:r>
           </w:p>
         </w:tc>
@@ -94,10 +91,7 @@
               <w:pStyle w:val="Compact"/>
             </w:pPr>
             <w:r>
-              <w:rPr>
-                <w:rStyle w:val="VerbatimChar"/>
-              </w:rPr>
-              <w:t xml:space="preserve">[COMPLETAR]</w:t>
+              <w:t>Coordinación del proyecto, desarrollo frontend y diseño de interfaz</w:t>
             </w:r>
           </w:p>
         </w:tc>
@@ -121,10 +115,7 @@
               <w:pStyle w:val="Compact"/>
             </w:pPr>
             <w:r>
-              <w:rPr>
-                <w:rStyle w:val="VerbatimChar"/>
-              </w:rPr>
-              <w:t xml:space="preserve">[COMPLETAR]</w:t>
+              <w:t>Desarrollo backend y pruebas (QA)</w:t>
             </w:r>
           </w:p>
         </w:tc>
@@ -148,10 +139,7 @@
               <w:pStyle w:val="Compact"/>
             </w:pPr>
             <w:r>
-              <w:rPr>
-                <w:rStyle w:val="VerbatimChar"/>
-              </w:rPr>
-              <w:t xml:space="preserve">[COMPLETAR]</w:t>
+              <w:t>Desarrollo backend: arquitectura, modelos, servicios e integración con la IA</w:t>
             </w:r>
           </w:p>
         </w:tc>
@@ -166,13 +154,13 @@
           <w:b/>
           <w:bCs/>
         </w:rPr>
-        <w:t xml:space="preserve">Los roles los define el equipo.</w:t>
-      </w:r>
-      <w:r>
-        <w:t xml:space="preserve"> </w:t>
-      </w:r>
-      <w:r>
-        <w:t xml:space="preserve">Lo que sigue es solo una sugerencia para empezar la conversación, armada a partir de quién hizo cada commit y qué carpetas tocó. Tiene límites importantes:</w:t>
+        <w:t>Los roles de la tabla son una propuesta para que el equipo los revise y ajuste.</w:t>
+      </w:r>
+      <w:r>
+        <w:rPr>
+          <w:b w:val="0"/>
+        </w:rPr>
+        <w:t xml:space="preserve"> Se armaron a partir de quién hizo cada commit y qué carpetas tocó, y ese criterio tiene límites importantes:</w:t>
       </w:r>
     </w:p>
     <w:p>

--- a/documentacion/1-proyecto/participantes-y-roles.docx
+++ b/documentacion/1-proyecto/participantes-y-roles.docx
@@ -238,7 +238,7 @@
         <w:t xml:space="preserve">feature/consigna-final</w:t>
       </w:r>
       <w:r>
-        <w:t xml:space="preserve">, octubre de 2026) figuran a nombre de Mauro Beltran porque se hicieron con su usuario de git, con asistencia de una herramienta de IA (Claude) que los co-firma. Para que la comparación sea justa, la tabla cuenta solo los commits que ya estaban en</w:t>
+        <w:t xml:space="preserve">, octubre de 2026) figuran a nombre de Mauro Beltran porque se hicieron con su usuario de git, con asistencia de una herramienta de IA (Claude). Para que la comparación sea justa, la tabla cuenta solo los commits que ya estaban en</w:t>
       </w:r>
       <w:r>
         <w:t xml:space="preserve"> </w:t>
